--- a/data/cvs/cv_59_3pillar_DevOps_Technical_Lead.docx
+++ b/data/cvs/cv_59_3pillar_DevOps_Technical_Lead.docx
@@ -86,7 +86,7 @@
         <w:rPr>
           <w:sz w:val="20"/>
         </w:rPr>
-        <w:t>Full Stack Developer and AI engineer with a focus on DevOps and automation. I bring Python, JavaScript, and SQL expertise to build and deploy full-stack applications, with a recent emphasis on AI-driven systems. At Copy Cat Group, I'm currently leading the integration of SAP APIs with an internal Credit Control System, and designing an AI-powered tender scraping pipeline — all while maintaining full-stack applications for enterprise clients.</w:t>
+        <w:t>Full Stack Developer and AI engineer with a focus on DevOps and automation. I have experience building and maintaining full-stack applications, integrating APIs and AI-driven features, and collaborating with cross-functional teams. Currently, I'm leading the development of production systems at Copy Cat Group, including API integrations, system design documentation, and AI-powered automation pipelines. My technical skills include Python, JavaScript, Go, Terraform, Ansible, and a range of cloud and automation tools.</w:t>
       </w:r>
     </w:p>
     <w:p>
@@ -119,7 +119,7 @@
         <w:rPr>
           <w:sz w:val="20"/>
         </w:rPr>
-        <w:t>Python, JavaScript, SQL, Bash, HTML, CSS</w:t>
+        <w:t>Python, JavaScript, Go</w:t>
       </w:r>
     </w:p>
     <w:p>
@@ -137,7 +137,7 @@
         <w:rPr>
           <w:sz w:val="20"/>
         </w:rPr>
-        <w:t>React, Node.js, Django, Flask</w:t>
+        <w:t>React, Node.js, Django, Flask, Terraform Provider, Ansible Collection</w:t>
       </w:r>
     </w:p>
     <w:p>
@@ -155,7 +155,7 @@
         <w:rPr>
           <w:sz w:val="20"/>
         </w:rPr>
-        <w:t>PostgreSQL, MySQL, MongoDB, SQLite</w:t>
+        <w:t>PostgreSQL, MySQL, MongoDB, SQLite, Relational databases, Document databases</w:t>
       </w:r>
     </w:p>
     <w:p>
@@ -173,7 +173,7 @@
         <w:rPr>
           <w:sz w:val="20"/>
         </w:rPr>
-        <w:t>Pandas, NumPy, Excel, Data Visualisation</w:t>
+        <w:t>Pandas, NumPy, Excel, Data Visualisation, Statistical Analysis</w:t>
       </w:r>
     </w:p>
     <w:p>
@@ -191,7 +191,7 @@
         <w:rPr>
           <w:sz w:val="20"/>
         </w:rPr>
-        <w:t>Prompt Engineering, LLM Evaluation, Data Annotation, Dataset Structuring</w:t>
+        <w:t>LLM Evaluation, Prompt Engineering, Data Annotation, Dataset Structuring</w:t>
       </w:r>
     </w:p>
     <w:p>
@@ -209,7 +209,7 @@
         <w:rPr>
           <w:sz w:val="20"/>
         </w:rPr>
-        <w:t>n8n, Playwright, APScheduler, Web Scraping, REST APIs</w:t>
+        <w:t>n8n, Playwright, APScheduler, Web Scraping, REST APIs, Source control tools, CI/CD pipelines</w:t>
       </w:r>
     </w:p>
     <w:p>
@@ -227,43 +227,7 @@
         <w:rPr>
           <w:sz w:val="20"/>
         </w:rPr>
-        <w:t>Git, GitHub, CI/CD, Docker, Oracle Cloud, Google Cloud Platform</w:t>
-      </w:r>
-    </w:p>
-    <w:p>
-      <w:pPr>
-        <w:spacing w:before="0" w:after="40"/>
-      </w:pPr>
-      <w:r>
-        <w:rPr>
-          <w:b/>
-          <w:sz w:val="20"/>
-        </w:rPr>
-        <w:t xml:space="preserve">AI &amp; Specialist Tools: </w:t>
-      </w:r>
-      <w:r>
-        <w:rPr>
-          <w:sz w:val="20"/>
-        </w:rPr>
-        <w:t>Terraform, Ansible, Terraform Provider, Ansible Collection, Linux, Networking, Virtualization tools, Agile, Relational databases</w:t>
-      </w:r>
-    </w:p>
-    <w:p>
-      <w:pPr>
-        <w:spacing w:before="0" w:after="40"/>
-      </w:pPr>
-      <w:r>
-        <w:rPr>
-          <w:b/>
-          <w:sz w:val="20"/>
-        </w:rPr>
-        <w:t xml:space="preserve">Platforms &amp; Methods: </w:t>
-      </w:r>
-      <w:r>
-        <w:rPr>
-          <w:sz w:val="20"/>
-        </w:rPr>
-        <w:t>Backend development, Source control tools, SDLC, OOP, HTTP, JSON, XML, Document databases, Unit testing</w:t>
+        <w:t>Oracle Cloud, Google Cloud Platform, Linux, Networking, Virtualization tools, Agile methodologies, SDLC, OOP, HTTP, JSON, XML, Unit testing</w:t>
       </w:r>
     </w:p>
     <w:p>
@@ -313,7 +277,7 @@
         <w:rPr>
           <w:sz w:val="20"/>
         </w:rPr>
-        <w:t>Leading the integration of SAP APIs with an internal Credit Control System, creating an automated solution for OA and IT business units.</w:t>
+        <w:t>Leading the integration of SAP APIs with an internal Credit Control System, automating processes for OA and IT business units.</w:t>
       </w:r>
     </w:p>
     <w:p>
@@ -325,7 +289,7 @@
         <w:rPr>
           <w:sz w:val="20"/>
         </w:rPr>
-        <w:t>Designing and prototyping an AI-powered tender scraping pipeline to automate tender opportunity discovery and processing.</w:t>
+        <w:t>Authoring comprehensive System Design Documents (SDDs) and Business Requirements Documents (BRDs) to guide project scope and technical implementation.</w:t>
       </w:r>
     </w:p>
     <w:p>
@@ -337,7 +301,7 @@
         <w:rPr>
           <w:sz w:val="20"/>
         </w:rPr>
-        <w:t>Developing and maintaining full-stack applications for enterprise clients, ensuring usability, accessibility, and responsiveness.</w:t>
+        <w:t>Designing and prototyping an AI-powered tender scraping pipeline, automating tender discovery and processing for the Innovation Team.</w:t>
       </w:r>
     </w:p>
     <w:p>
@@ -372,31 +336,7 @@
         <w:rPr>
           <w:sz w:val="20"/>
         </w:rPr>
-        <w:t>Train AI models by generating accurate difference-based captions for multimodal datasets</w:t>
-      </w:r>
-    </w:p>
-    <w:p>
-      <w:pPr>
-        <w:pStyle w:val="ListBullet"/>
-        <w:spacing w:before="0" w:after="20"/>
-      </w:pPr>
-      <w:r>
-        <w:rPr>
-          <w:sz w:val="20"/>
-        </w:rPr>
-        <w:t>Perform categorisation, bounding, consistency checks, and image-level validation to improve multimodal model accuracy</w:t>
-      </w:r>
-    </w:p>
-    <w:p>
-      <w:pPr>
-        <w:pStyle w:val="ListBullet"/>
-        <w:spacing w:before="0" w:after="20"/>
-      </w:pPr>
-      <w:r>
-        <w:rPr>
-          <w:sz w:val="20"/>
-        </w:rPr>
-        <w:t>Contribute high-quality annotated outputs that directly feed into production AI model training pipelines</w:t>
+        <w:t>Trained AI models through difference-based captioning and multimodal dataset categorisation, improving model accuracy.</w:t>
       </w:r>
     </w:p>
     <w:p>
@@ -431,31 +371,7 @@
         <w:rPr>
           <w:sz w:val="20"/>
         </w:rPr>
-        <w:t>Developed and delivered full-stack solutions for U.S.-based clients across different sectors</w:t>
-      </w:r>
-    </w:p>
-    <w:p>
-      <w:pPr>
-        <w:pStyle w:val="ListBullet"/>
-        <w:spacing w:before="0" w:after="20"/>
-      </w:pPr>
-      <w:r>
-        <w:rPr>
-          <w:sz w:val="20"/>
-        </w:rPr>
-        <w:t>Built UI components, optimised APIs, and handled CMS-based website systems</w:t>
-      </w:r>
-    </w:p>
-    <w:p>
-      <w:pPr>
-        <w:pStyle w:val="ListBullet"/>
-        <w:spacing w:before="0" w:after="20"/>
-      </w:pPr>
-      <w:r>
-        <w:rPr>
-          <w:sz w:val="20"/>
-        </w:rPr>
-        <w:t>Collaborated with remote teams to debug, improve performance, and implement client feedback</w:t>
+        <w:t>Built and delivered full-stack solutions, including UI components, API optimisation, and CMS-based website systems.</w:t>
       </w:r>
     </w:p>
     <w:p>
@@ -490,31 +406,7 @@
         <w:rPr>
           <w:sz w:val="20"/>
         </w:rPr>
-        <w:t>Annotated and evaluated datasets for health and agriculture AI systems</w:t>
-      </w:r>
-    </w:p>
-    <w:p>
-      <w:pPr>
-        <w:pStyle w:val="ListBullet"/>
-        <w:spacing w:before="0" w:after="20"/>
-      </w:pPr>
-      <w:r>
-        <w:rPr>
-          <w:sz w:val="20"/>
-        </w:rPr>
-        <w:t>Performed intent detection, slot tagging, utterance verification, and structured dataset creation</w:t>
-      </w:r>
-    </w:p>
-    <w:p>
-      <w:pPr>
-        <w:pStyle w:val="ListBullet"/>
-        <w:spacing w:before="0" w:after="20"/>
-      </w:pPr>
-      <w:r>
-        <w:rPr>
-          <w:sz w:val="20"/>
-        </w:rPr>
-        <w:t>Ensured annotation quality and consistency across multilingual and multimodal training data</w:t>
+        <w:t>Performed intent detection, slot tagging, and utterance verification for health and agriculture AI systems, ensuring high-quality multilingual training data.</w:t>
       </w:r>
     </w:p>
     <w:p>
